--- a/github-portfolio-setup/portfolio-github-procedure-final.docx
+++ b/github-portfolio-setup/portfolio-github-procedure-final.docx
@@ -43,7 +43,24 @@
     </w:p>
     <w:p>
       <w:r>
-        <w:t>resume.json is the pivot point. Everything before it produces that file, and everything after it displays that file. Once the site is built, resume.json is the only file you edit.</w:t>
+        <w:rPr>
+          <w:b/>
+          <w:bCs/>
+        </w:rPr>
+        <w:t>resume.json</w:t>
+      </w:r>
+      <w:r>
+        <w:t xml:space="preserve"> is the pivot point. Everything before it produces that file, and everything after it displays that file. Once the site is built, </w:t>
+      </w:r>
+      <w:r>
+        <w:rPr>
+          <w:b/>
+          <w:bCs/>
+        </w:rPr>
+        <w:t>resume.json</w:t>
+      </w:r>
+      <w:r>
+        <w:t xml:space="preserve"> is the only file you edit.</w:t>
       </w:r>
     </w:p>
     <w:p>
@@ -135,7 +152,19 @@
         <w:pStyle w:val="Heading2"/>
       </w:pPr>
       <w:r>
-        <w:t>Step 2: Open the cloned folder in your editor</w:t>
+        <w:t xml:space="preserve">Step 2: Open the cloned folder in your </w:t>
+      </w:r>
+      <w:r>
+        <w:rPr>
+          <w:highlight w:val="yellow"/>
+        </w:rPr>
+        <w:t>editor</w:t>
+      </w:r>
+      <w:r>
+        <w:rPr>
+          <w:highlight w:val="yellow"/>
+        </w:rPr>
+        <w:t xml:space="preserve"> / Cursor</w:t>
       </w:r>
     </w:p>
     <w:p>
@@ -164,7 +193,30 @@
     </w:p>
     <w:p>
       <w:r>
-        <w:t>The CLI looks for .claude only at the top level of the folder it was launched from. Launching from a parent folder produces an unknown command error even though the file exists one level down. The folder that directly contains .claude is your project root.</w:t>
+        <w:t xml:space="preserve">The CLI looks for .claude only at the top level of the folder it was launched from. </w:t>
+      </w:r>
+      <w:r>
+        <w:rPr>
+          <w:color w:val="8064A2" w:themeColor="accent4"/>
+        </w:rPr>
+        <w:t xml:space="preserve">Launching from a parent folder produces an unknown command error even though the file exists one level down. The folder that directly contains </w:t>
+      </w:r>
+      <w:r>
+        <w:rPr>
+          <w:b/>
+          <w:bCs/>
+          <w:color w:val="8064A2" w:themeColor="accent4"/>
+        </w:rPr>
+        <w:t xml:space="preserve">.claude </w:t>
+      </w:r>
+      <w:r>
+        <w:rPr>
+          <w:color w:val="8064A2" w:themeColor="accent4"/>
+        </w:rPr>
+        <w:t>is your project root</w:t>
+      </w:r>
+      <w:r>
+        <w:t>.</w:t>
       </w:r>
     </w:p>
     <w:p>
@@ -186,7 +238,17 @@
     </w:p>
     <w:p>
       <w:r>
-        <w:t>Save the extraction instructions as .claude/commands/parse-resume.md. The filename becomes the command name, so parse-resume.md defines /parse-resume.</w:t>
+        <w:t>Save the extraction instructions as</w:t>
+      </w:r>
+      <w:r>
+        <w:rPr>
+          <w:b/>
+          <w:bCs/>
+        </w:rPr>
+        <w:t xml:space="preserve"> .claude/commands/parse-resume.md</w:t>
+      </w:r>
+      <w:r>
+        <w:t>. The filename becomes the command name, so parse-resume.md defines /parse-resume.</w:t>
       </w:r>
     </w:p>
     <w:p>
@@ -227,6 +289,14 @@
       </w:r>
     </w:p>
     <w:p>
+      <w:pPr>
+        <w:rPr>
+          <w:rFonts w:ascii="Consolas" w:hAnsi="Consolas" w:cs="Consolas"/>
+          <w:color w:val="1F4E79"/>
+          <w:sz w:val="20"/>
+          <w:szCs w:val="20"/>
+        </w:rPr>
+      </w:pPr>
       <w:r>
         <w:rPr>
           <w:rFonts w:ascii="Consolas" w:hAnsi="Consolas" w:cs="Consolas"/>
@@ -239,8 +309,119 @@
       </w:r>
     </w:p>
     <w:p>
+      <w:pPr>
+        <w:rPr>
+          <w:rFonts w:ascii="Consolas" w:hAnsi="Consolas" w:cs="Consolas"/>
+          <w:color w:val="1F4E79"/>
+          <w:sz w:val="20"/>
+          <w:szCs w:val="20"/>
+        </w:rPr>
+      </w:pPr>
       <w:r>
-        <w:t>Supply the resume in Markdown or plain text. PDF is a binary file and often cannot be read. No formatting is lost, because JSON stores values rather than styling.</w:t>
+        <w:rPr>
+          <w:rFonts w:ascii="Consolas" w:hAnsi="Consolas" w:cs="Consolas"/>
+          <w:color w:val="1F4E79"/>
+          <w:sz w:val="20"/>
+          <w:szCs w:val="20"/>
+        </w:rPr>
+        <w:t xml:space="preserve">This is the actual </w:t>
+      </w:r>
+      <w:r>
+        <w:rPr>
+          <w:rFonts w:ascii="Consolas" w:hAnsi="Consolas" w:cs="Consolas"/>
+          <w:color w:val="1F4E79"/>
+          <w:sz w:val="20"/>
+          <w:szCs w:val="20"/>
+        </w:rPr>
+        <w:t>command</w:t>
+      </w:r>
+    </w:p>
+    <w:p>
+      <w:r>
+        <w:rPr>
+          <w:rFonts w:ascii="Consolas" w:hAnsi="Consolas" w:cs="Consolas"/>
+          <w:color w:val="1F4E79"/>
+          <w:sz w:val="20"/>
+          <w:szCs w:val="20"/>
+          <w:highlight w:val="yellow"/>
+        </w:rPr>
+        <w:t xml:space="preserve">/parse-resume </w:t>
+      </w:r>
+      <w:r>
+        <w:rPr>
+          <w:rFonts w:ascii="Consolas" w:hAnsi="Consolas" w:cs="Consolas"/>
+          <w:color w:val="1F4E79"/>
+          <w:sz w:val="20"/>
+          <w:szCs w:val="20"/>
+          <w:highlight w:val="yellow"/>
+        </w:rPr>
+        <w:t>@</w:t>
+      </w:r>
+      <w:r>
+        <w:rPr>
+          <w:highlight w:val="yellow"/>
+        </w:rPr>
+        <w:t>Kiran_Lokhande_Technical_Writer.md</w:t>
+      </w:r>
+    </w:p>
+    <w:p>
+      <w:pPr>
+        <w:rPr>
+          <w:color w:val="8064A2" w:themeColor="accent4"/>
+        </w:rPr>
+      </w:pPr>
+      <w:r>
+        <w:t xml:space="preserve">Supply the resume in Markdown or plain text. </w:t>
+      </w:r>
+      <w:r>
+        <w:rPr>
+          <w:color w:val="8064A2" w:themeColor="accent4"/>
+        </w:rPr>
+        <w:t>PDF is a binary file and often cannot be read. No formatting is lost, because JSON stores values rather than styling.</w:t>
+      </w:r>
+    </w:p>
+    <w:p>
+      <w:pPr>
+        <w:rPr>
+          <w:b/>
+          <w:bCs/>
+          <w:color w:val="8064A2" w:themeColor="accent4"/>
+        </w:rPr>
+      </w:pPr>
+      <w:r>
+        <w:rPr>
+          <w:color w:val="8064A2" w:themeColor="accent4"/>
+        </w:rPr>
+        <w:t>So the assistant reads your parse-resume.md instructions, substitutes your résumé's path where $ARGUMENTS sits, and follows them. </w:t>
+      </w:r>
+      <w:r>
+        <w:rPr>
+          <w:b/>
+          <w:bCs/>
+          <w:color w:val="8064A2" w:themeColor="accent4"/>
+        </w:rPr>
+        <w:t>Output: JSON printed to the screen</w:t>
+      </w:r>
+      <w:r>
+        <w:rPr>
+          <w:b/>
+          <w:bCs/>
+          <w:color w:val="8064A2" w:themeColor="accent4"/>
+        </w:rPr>
+        <w:t>.</w:t>
+      </w:r>
+    </w:p>
+    <w:p>
+      <w:pPr>
+        <w:rPr>
+          <w:color w:val="8064A2" w:themeColor="accent4"/>
+        </w:rPr>
+      </w:pPr>
+      <w:r>
+        <w:rPr>
+          <w:color w:val="8064A2" w:themeColor="accent4"/>
+        </w:rPr>
+        <w:t>@resume.md — the argument: the @ symbol attaches a file, and the path lands in the $ARGUMENTS placeholder inside that file</w:t>
       </w:r>
     </w:p>
     <w:p>
@@ -262,7 +443,25 @@
     </w:p>
     <w:p>
       <w:r>
-        <w:t>This prompt converts the Markdown resume into resume.json.</w:t>
+        <w:t xml:space="preserve">This prompt converts the </w:t>
+      </w:r>
+      <w:r>
+        <w:rPr>
+          <w:color w:val="8064A2" w:themeColor="accent4"/>
+        </w:rPr>
+        <w:t>Markdow</w:t>
+      </w:r>
+      <w:r>
+        <w:t>n resume into</w:t>
+      </w:r>
+      <w:r>
+        <w:rPr>
+          <w:color w:val="8064A2" w:themeColor="accent4"/>
+        </w:rPr>
+        <w:t xml:space="preserve"> resume.json</w:t>
+      </w:r>
+      <w:r>
+        <w:t>.</w:t>
       </w:r>
     </w:p>
     <w:p>
@@ -292,7 +491,27 @@
         <w:t>.claude/agents/portfolio-builder.md</w:t>
       </w:r>
       <w:r>
-        <w:t>. This Markdown file is an agent: its job is to read the folder and produce the required output. An agent needs a front matter block at the top, and it has access to the whole folder structure, so it can choose which files to read and adapt when something is missing.</w:t>
+        <w:t xml:space="preserve">. This Markdown file is an </w:t>
+      </w:r>
+      <w:r>
+        <w:rPr>
+          <w:b/>
+          <w:bCs/>
+        </w:rPr>
+        <w:t>agent</w:t>
+      </w:r>
+      <w:r>
+        <w:t xml:space="preserve">: its job is to read the </w:t>
+      </w:r>
+      <w:r>
+        <w:rPr>
+          <w:b/>
+          <w:bCs/>
+        </w:rPr>
+        <w:t>folder</w:t>
+      </w:r>
+      <w:r>
+        <w:t xml:space="preserve"> and produce the required output. An agent needs a front matter block at the top, and it has access to the whole folder structure, so it can choose which files to read and adapt when something is missing.</w:t>
       </w:r>
     </w:p>
     <w:p>
@@ -300,6 +519,112 @@
         <w:t>The same file placed in the commands folder would instead be a slash-command, which runs once and does only what its instructions describe.</w:t>
       </w:r>
     </w:p>
+    <w:p>
+      <w:pPr>
+        <w:numPr>
+          <w:ilvl w:val="0"/>
+          <w:numId w:val="12"/>
+        </w:numPr>
+        <w:rPr>
+          <w:lang w:val="en-IN"/>
+        </w:rPr>
+      </w:pPr>
+      <w:r>
+        <w:rPr>
+          <w:lang w:val="en-IN"/>
+        </w:rPr>
+        <w:lastRenderedPageBreak/>
+        <w:t>In agents/ → a </w:t>
+      </w:r>
+      <w:r>
+        <w:rPr>
+          <w:b/>
+          <w:bCs/>
+          <w:lang w:val="en-IN"/>
+        </w:rPr>
+        <w:t>subagent</w:t>
+      </w:r>
+      <w:r>
+        <w:rPr>
+          <w:lang w:val="en-IN"/>
+        </w:rPr>
+        <w:t>: works across the folder, chooses which files to read, adapts when something's missing</w:t>
+      </w:r>
+    </w:p>
+    <w:p>
+      <w:pPr>
+        <w:numPr>
+          <w:ilvl w:val="0"/>
+          <w:numId w:val="12"/>
+        </w:numPr>
+        <w:rPr>
+          <w:lang w:val="en-IN"/>
+        </w:rPr>
+      </w:pPr>
+      <w:r>
+        <w:rPr>
+          <w:lang w:val="en-IN"/>
+        </w:rPr>
+        <w:t>In commands/ → a </w:t>
+      </w:r>
+      <w:r>
+        <w:rPr>
+          <w:b/>
+          <w:bCs/>
+          <w:lang w:val="en-IN"/>
+        </w:rPr>
+        <w:t>slash-command</w:t>
+      </w:r>
+      <w:r>
+        <w:rPr>
+          <w:lang w:val="en-IN"/>
+        </w:rPr>
+        <w:t>: runs once, does exactly what its instructions say</w:t>
+      </w:r>
+    </w:p>
+    <w:p>
+      <w:pPr>
+        <w:rPr>
+          <w:lang w:val="en-IN"/>
+        </w:rPr>
+      </w:pPr>
+      <w:r>
+        <w:rPr>
+          <w:lang w:val="en-IN"/>
+        </w:rPr>
+        <w:t>Building three interdependent files from one data source needs that judgment, which is why it belongs in agents/. The </w:t>
+      </w:r>
+      <w:r>
+        <w:rPr>
+          <w:b/>
+          <w:bCs/>
+          <w:lang w:val="en-IN"/>
+        </w:rPr>
+        <w:t>front matter</w:t>
+      </w:r>
+      <w:r>
+        <w:rPr>
+          <w:lang w:val="en-IN"/>
+        </w:rPr>
+        <w:t> — the YAML block at the top declaring name and description — is what registers it. Without it the agent silently doesn't exist.</w:t>
+      </w:r>
+    </w:p>
+    <w:p>
+      <w:pPr>
+        <w:rPr>
+          <w:lang w:val="en-IN"/>
+        </w:rPr>
+      </w:pPr>
+      <w:r>
+        <w:rPr>
+          <w:i/>
+          <w:iCs/>
+          <w:lang w:val="en-IN"/>
+        </w:rPr>
+        <w:t>(Small fix for your notes: "does only what its instructions. describe." has a stray period — should read "does only what its instructions describe.")</w:t>
+      </w:r>
+    </w:p>
+    <w:p/>
     <w:p>
       <w:pPr>
         <w:pStyle w:val="Heading2"/>
@@ -452,7 +777,6 @@
     </w:tbl>
     <w:p>
       <w:r>
-        <w:lastRenderedPageBreak/>
         <w:t>Structure, content, and appearance stay in separate files, so changing one does not put the others at risk.</w:t>
       </w:r>
     </w:p>
@@ -517,6 +841,14 @@
       </w:r>
     </w:p>
     <w:p>
+      <w:pPr>
+        <w:rPr>
+          <w:rFonts w:ascii="Consolas" w:hAnsi="Consolas" w:cs="Consolas"/>
+          <w:color w:val="1F4E79"/>
+          <w:sz w:val="20"/>
+          <w:szCs w:val="20"/>
+        </w:rPr>
+      </w:pPr>
       <w:r>
         <w:rPr>
           <w:rFonts w:ascii="Consolas" w:hAnsi="Consolas" w:cs="Consolas"/>
@@ -524,8 +856,19 @@
           <w:sz w:val="20"/>
           <w:szCs w:val="20"/>
         </w:rPr>
-        <w:t>Published site:  https://kiran-lokhande123.github.io/portfolio</w:t>
+        <w:t xml:space="preserve">Published site:  </w:t>
       </w:r>
+      <w:hyperlink r:id="rId8" w:history="1">
+        <w:r>
+          <w:rPr>
+            <w:rStyle w:val="Hyperlink"/>
+            <w:rFonts w:ascii="Consolas" w:hAnsi="Consolas" w:cs="Consolas"/>
+            <w:sz w:val="20"/>
+            <w:szCs w:val="20"/>
+          </w:rPr>
+          <w:t>https://kiran-lokhande123.github.io/portfolio</w:t>
+        </w:r>
+      </w:hyperlink>
     </w:p>
     <w:p>
       <w:r>
@@ -537,6 +880,7 @@
         <w:pStyle w:val="Heading2"/>
       </w:pPr>
       <w:r>
+        <w:lastRenderedPageBreak/>
         <w:t>Step 11: Upload the files</w:t>
       </w:r>
     </w:p>
@@ -700,7 +1044,6 @@
           </w:tcPr>
           <w:p>
             <w:r>
-              <w:lastRenderedPageBreak/>
               <w:t>Unknown command: /parse-resume</w:t>
             </w:r>
           </w:p>
@@ -1133,6 +1476,7 @@
           </w:tcPr>
           <w:p>
             <w:r>
+              <w:lastRenderedPageBreak/>
               <w:t>Publish the site</w:t>
             </w:r>
           </w:p>
@@ -1154,7 +1498,7 @@
     </w:tbl>
     <w:p/>
     <w:sectPr>
-      <w:footerReference w:type="default" r:id="rId8"/>
+      <w:footerReference w:type="default" r:id="rId9"/>
       <w:pgSz w:w="11906" w:h="16838"/>
       <w:pgMar w:top="1440" w:right="1440" w:bottom="1440" w:left="1440" w:header="720" w:footer="720" w:gutter="0"/>
       <w:cols w:space="720"/>
@@ -1434,6 +1778,155 @@
     </w:lvl>
   </w:abstractNum>
   <w:abstractNum w:abstractNumId="9" w15:restartNumberingAfterBreak="0">
+    <w:nsid w:val="34B12EFB"/>
+    <w:multiLevelType w:val="multilevel"/>
+    <w:tmpl w:val="044663C6"/>
+    <w:lvl w:ilvl="0">
+      <w:start w:val="1"/>
+      <w:numFmt w:val="bullet"/>
+      <w:lvlText w:val=""/>
+      <w:lvlJc w:val="left"/>
+      <w:pPr>
+        <w:tabs>
+          <w:tab w:val="num" w:pos="720"/>
+        </w:tabs>
+        <w:ind w:left="720" w:hanging="360"/>
+      </w:pPr>
+      <w:rPr>
+        <w:rFonts w:ascii="Symbol" w:hAnsi="Symbol" w:hint="default"/>
+        <w:sz w:val="20"/>
+      </w:rPr>
+    </w:lvl>
+    <w:lvl w:ilvl="1" w:tentative="1">
+      <w:start w:val="1"/>
+      <w:numFmt w:val="bullet"/>
+      <w:lvlText w:val="o"/>
+      <w:lvlJc w:val="left"/>
+      <w:pPr>
+        <w:tabs>
+          <w:tab w:val="num" w:pos="1440"/>
+        </w:tabs>
+        <w:ind w:left="1440" w:hanging="360"/>
+      </w:pPr>
+      <w:rPr>
+        <w:rFonts w:ascii="Courier New" w:hAnsi="Courier New" w:hint="default"/>
+        <w:sz w:val="20"/>
+      </w:rPr>
+    </w:lvl>
+    <w:lvl w:ilvl="2" w:tentative="1">
+      <w:start w:val="1"/>
+      <w:numFmt w:val="bullet"/>
+      <w:lvlText w:val=""/>
+      <w:lvlJc w:val="left"/>
+      <w:pPr>
+        <w:tabs>
+          <w:tab w:val="num" w:pos="2160"/>
+        </w:tabs>
+        <w:ind w:left="2160" w:hanging="360"/>
+      </w:pPr>
+      <w:rPr>
+        <w:rFonts w:ascii="Wingdings" w:hAnsi="Wingdings" w:hint="default"/>
+        <w:sz w:val="20"/>
+      </w:rPr>
+    </w:lvl>
+    <w:lvl w:ilvl="3" w:tentative="1">
+      <w:start w:val="1"/>
+      <w:numFmt w:val="bullet"/>
+      <w:lvlText w:val=""/>
+      <w:lvlJc w:val="left"/>
+      <w:pPr>
+        <w:tabs>
+          <w:tab w:val="num" w:pos="2880"/>
+        </w:tabs>
+        <w:ind w:left="2880" w:hanging="360"/>
+      </w:pPr>
+      <w:rPr>
+        <w:rFonts w:ascii="Wingdings" w:hAnsi="Wingdings" w:hint="default"/>
+        <w:sz w:val="20"/>
+      </w:rPr>
+    </w:lvl>
+    <w:lvl w:ilvl="4" w:tentative="1">
+      <w:start w:val="1"/>
+      <w:numFmt w:val="bullet"/>
+      <w:lvlText w:val=""/>
+      <w:lvlJc w:val="left"/>
+      <w:pPr>
+        <w:tabs>
+          <w:tab w:val="num" w:pos="3600"/>
+        </w:tabs>
+        <w:ind w:left="3600" w:hanging="360"/>
+      </w:pPr>
+      <w:rPr>
+        <w:rFonts w:ascii="Wingdings" w:hAnsi="Wingdings" w:hint="default"/>
+        <w:sz w:val="20"/>
+      </w:rPr>
+    </w:lvl>
+    <w:lvl w:ilvl="5" w:tentative="1">
+      <w:start w:val="1"/>
+      <w:numFmt w:val="bullet"/>
+      <w:lvlText w:val=""/>
+      <w:lvlJc w:val="left"/>
+      <w:pPr>
+        <w:tabs>
+          <w:tab w:val="num" w:pos="4320"/>
+        </w:tabs>
+        <w:ind w:left="4320" w:hanging="360"/>
+      </w:pPr>
+      <w:rPr>
+        <w:rFonts w:ascii="Wingdings" w:hAnsi="Wingdings" w:hint="default"/>
+        <w:sz w:val="20"/>
+      </w:rPr>
+    </w:lvl>
+    <w:lvl w:ilvl="6" w:tentative="1">
+      <w:start w:val="1"/>
+      <w:numFmt w:val="bullet"/>
+      <w:lvlText w:val=""/>
+      <w:lvlJc w:val="left"/>
+      <w:pPr>
+        <w:tabs>
+          <w:tab w:val="num" w:pos="5040"/>
+        </w:tabs>
+        <w:ind w:left="5040" w:hanging="360"/>
+      </w:pPr>
+      <w:rPr>
+        <w:rFonts w:ascii="Wingdings" w:hAnsi="Wingdings" w:hint="default"/>
+        <w:sz w:val="20"/>
+      </w:rPr>
+    </w:lvl>
+    <w:lvl w:ilvl="7" w:tentative="1">
+      <w:start w:val="1"/>
+      <w:numFmt w:val="bullet"/>
+      <w:lvlText w:val=""/>
+      <w:lvlJc w:val="left"/>
+      <w:pPr>
+        <w:tabs>
+          <w:tab w:val="num" w:pos="5760"/>
+        </w:tabs>
+        <w:ind w:left="5760" w:hanging="360"/>
+      </w:pPr>
+      <w:rPr>
+        <w:rFonts w:ascii="Wingdings" w:hAnsi="Wingdings" w:hint="default"/>
+        <w:sz w:val="20"/>
+      </w:rPr>
+    </w:lvl>
+    <w:lvl w:ilvl="8" w:tentative="1">
+      <w:start w:val="1"/>
+      <w:numFmt w:val="bullet"/>
+      <w:lvlText w:val=""/>
+      <w:lvlJc w:val="left"/>
+      <w:pPr>
+        <w:tabs>
+          <w:tab w:val="num" w:pos="6480"/>
+        </w:tabs>
+        <w:ind w:left="6480" w:hanging="360"/>
+      </w:pPr>
+      <w:rPr>
+        <w:rFonts w:ascii="Wingdings" w:hAnsi="Wingdings" w:hint="default"/>
+        <w:sz w:val="20"/>
+      </w:rPr>
+    </w:lvl>
+  </w:abstractNum>
+  <w:abstractNum w:abstractNumId="10" w15:restartNumberingAfterBreak="0">
     <w:nsid w:val="4A0F5FE8"/>
     <w:multiLevelType w:val="multilevel"/>
     <w:tmpl w:val="40DA3636"/>
@@ -1519,7 +2012,7 @@
       </w:pPr>
     </w:lvl>
   </w:abstractNum>
-  <w:abstractNum w:abstractNumId="10" w15:restartNumberingAfterBreak="0">
+  <w:abstractNum w:abstractNumId="11" w15:restartNumberingAfterBreak="0">
     <w:nsid w:val="75994667"/>
     <w:multiLevelType w:val="multilevel"/>
     <w:tmpl w:val="3698DD78"/>
@@ -1633,10 +2126,13 @@
     <w:abstractNumId w:val="0"/>
   </w:num>
   <w:num w:numId="10" w16cid:durableId="406808978">
-    <w:abstractNumId w:val="9"/>
+    <w:abstractNumId w:val="10"/>
   </w:num>
   <w:num w:numId="11" w16cid:durableId="1325860310">
-    <w:abstractNumId w:val="10"/>
+    <w:abstractNumId w:val="11"/>
+  </w:num>
+  <w:num w:numId="12" w16cid:durableId="275794593">
+    <w:abstractNumId w:val="9"/>
   </w:num>
 </w:numbering>
 </file>
@@ -2244,7 +2740,6 @@
   <w:style w:type="character" w:default="1" w:styleId="DefaultParagraphFont">
     <w:name w:val="Default Paragraph Font"/>
     <w:uiPriority w:val="1"/>
-    <w:semiHidden/>
     <w:unhideWhenUsed/>
   </w:style>
   <w:style w:type="table" w:default="1" w:styleId="TableNormal">
@@ -13020,6 +13515,29 @@
         <w:shd w:val="clear" w:color="auto" w:fill="FBCAA2" w:themeFill="accent6" w:themeFillTint="7F"/>
       </w:tcPr>
     </w:tblStylePr>
+  </w:style>
+  <w:style w:type="character" w:styleId="Hyperlink">
+    <w:name w:val="Hyperlink"/>
+    <w:basedOn w:val="DefaultParagraphFont"/>
+    <w:uiPriority w:val="99"/>
+    <w:unhideWhenUsed/>
+    <w:rsid w:val="00AA31CF"/>
+    <w:rPr>
+      <w:color w:val="0000FF" w:themeColor="hyperlink"/>
+      <w:u w:val="single"/>
+    </w:rPr>
+  </w:style>
+  <w:style w:type="character" w:styleId="UnresolvedMention">
+    <w:name w:val="Unresolved Mention"/>
+    <w:basedOn w:val="DefaultParagraphFont"/>
+    <w:uiPriority w:val="99"/>
+    <w:semiHidden/>
+    <w:unhideWhenUsed/>
+    <w:rsid w:val="00AA31CF"/>
+    <w:rPr>
+      <w:color w:val="605E5C"/>
+      <w:shd w:val="clear" w:color="auto" w:fill="E1DFDD"/>
+    </w:rPr>
   </w:style>
 </w:styles>
 </file>
